--- a/assets/docs/lop3/Tu nhien va Xa hoi - Lop 3.docx
+++ b/assets/docs/lop3/Tu nhien va Xa hoi - Lop 3.docx
@@ -2838,20 +2838,7 @@
                 <w:i w:val="0"/>
                 <w:sz w:val="18"/>
               </w:rPr>
-              <w:t>Năng lực số 1.3 CB1a: HS sắp xếp đúng thứ tự các ảnh công đoạn và thuật lại quy trình bằng lời của mình</w:t>
-            </w:r>
-          </w:p>
-          <w:p>
-            <w:pPr>
-              <w:spacing w:after="0"/>
-            </w:pPr>
-            <w:r>
-              <w:rPr>
-                <w:b w:val="0"/>
-                <w:i w:val="0"/>
-                <w:sz w:val="18"/>
-              </w:rPr>
-              <w:t>QPAN: Giới thiệu truyền thống chống giặc ngoại xâm, gương dũng cảm của thiếu niên, nhi đồng và Bà mẹ Việt Nam anh hùng; kể việc làm của các chú bộ đội, công an giúp dân ở địa phương.</w:t>
+              <w:t>Năng lực số 1.3 CB1a: HS sắp xếp đúng thứ tự các ảnh công đoạn và thuật lại quy trình bằng lời của mình; Học tập và làm theo Bác: Điều 2 “Học tập tốt, lao động tốt” (mạch 2): HS kể một việc của người làm nông nghiệp ở địa phương, nói vì sao phải quý hạt gạo, mớ rau; nhận một việc nhỏ giúp gia đình (nhặt rau, cho gà ăn)</w:t>
             </w:r>
           </w:p>
         </w:tc>
@@ -4048,7 +4035,7 @@
                 <w:i w:val="0"/>
                 <w:sz w:val="18"/>
               </w:rPr>
-              <w:t>STEM: Các bộ phận thực vật (TNXH – Mĩ thuật) — dạy thay cho tiết này.</w:t>
+              <w:t>STEM: Cây xanh trong chậu trong suốt (TNXH – Toán – Công nghệ – Mĩ thuật) — dạy thay cho tiết này.</w:t>
             </w:r>
           </w:p>
         </w:tc>
@@ -4166,6 +4153,19 @@
               <w:t>Năng lực số 1.1 CB1b: HS xem video tua nhanh và ảnh phóng to, gọi đúng tên các bộ phận của cây, của con vật và nêu được chức năng từng bộ phận</w:t>
             </w:r>
           </w:p>
+          <w:p>
+            <w:pPr>
+              <w:spacing w:after="0"/>
+            </w:pPr>
+            <w:r>
+              <w:rPr>
+                <w:b w:val="0"/>
+                <w:i w:val="0"/>
+                <w:sz w:val="18"/>
+              </w:rPr>
+              <w:t>STEM: Cây xanh trong chậu trong suốt (TNXH – Toán – Công nghệ – Mĩ thuật) — dạy thay cho tiết này.</w:t>
+            </w:r>
+          </w:p>
         </w:tc>
         <w:tc>
           <w:tcPr>
@@ -4281,6 +4281,19 @@
                 <w:sz w:val="18"/>
               </w:rPr>
               <w:t>Năng lực số 1.1 CB1b: HS xem video tua nhanh và ảnh phóng to, gọi đúng tên các bộ phận của cây, của con vật và nêu được chức năng từng bộ phận</w:t>
+            </w:r>
+          </w:p>
+          <w:p>
+            <w:pPr>
+              <w:spacing w:after="0"/>
+            </w:pPr>
+            <w:r>
+              <w:rPr>
+                <w:b w:val="0"/>
+                <w:i w:val="0"/>
+                <w:sz w:val="18"/>
+              </w:rPr>
+              <w:t>STEM: Cây xanh trong chậu trong suốt (TNXH – Toán – Công nghệ – Mĩ thuật) — dạy thay cho tiết này.</w:t>
             </w:r>
           </w:p>
         </w:tc>
